--- a/Reactivos_por_Dimension/02_Mentira.docx
+++ b/Reactivos_por_Dimension/02_Mentira.docx
@@ -77,7 +77,7 @@
         <w:spacing w:after="150" w:before="300"/>
       </w:pPr>
       <w:r>
-        <w:t xml:space="preserve">Reactivos de la dimensión 2. Mentira (4 reactivos)</w:t>
+        <w:t xml:space="preserve">Reactivos de la dimensión 2. Mentira (10 reactivos)</w:t>
       </w:r>
     </w:p>
     <w:p>
@@ -86,7 +86,7 @@
         <w:spacing w:after="100" w:before="200"/>
       </w:pPr>
       <w:r>
-        <w:t xml:space="preserve">R005 — Aceptación de la mentira instrumental</w:t>
+        <w:t xml:space="preserve">R011 — Opinión/Actitud — indicador 1 (Frecuencia declarada de afirmaciones falsas para evitar consecuencias …)</w:t>
       </w:r>
     </w:p>
     <w:p>
@@ -116,7 +116,7 @@
         <w:t xml:space="preserve">Indicador conductual (Fase 1): </w:t>
       </w:r>
       <w:r>
-        <w:t xml:space="preserve">Comodidad declarada con mentir "cuando no hace daño a nadie".</w:t>
+        <w:t xml:space="preserve">Frecuencia declarada de afirmaciones falsas para evitar consecuencias negativas.</w:t>
       </w:r>
     </w:p>
     <w:p>
@@ -131,7 +131,7 @@
         <w:t xml:space="preserve">Pregunta completa (variante base): </w:t>
       </w:r>
       <w:r>
-        <w:t xml:space="preserve">¿Qué tan de acuerdo estás con la siguiente idea: 'Está bien decir algo que no es del todo cierto si con eso evitas un problema y no le hace daño a nadie'?</w:t>
+        <w:t xml:space="preserve">¿Qué tan de acuerdo estás con la siguiente idea: "Decir algo que no es cierto para evitar una consecuencia negativa es válido si con eso se evita un problema mayor"?</w:t>
       </w:r>
     </w:p>
     <w:p>
@@ -152,34 +152,43 @@
         <w:ind w:left="200"/>
       </w:pPr>
       <w:r>
-        <w:t xml:space="preserve">Variante 1 (base): ¿Qué tan de acuerdo estás con la siguiente idea: 'Está bien decir algo que no es del todo cierto si con eso evitas un problema y no le hace daño a nadie'?</w:t>
-      </w:r>
-    </w:p>
-    <w:p>
-      <w:pPr>
-        <w:spacing w:after="60"/>
-        <w:ind w:left="200"/>
-      </w:pPr>
-      <w:r>
-        <w:t xml:space="preserve">Variante 2: Está bien exagerar un poco un logro propio en una entrevista o evaluación si eso ayuda a conseguir lo que uno quiere.</w:t>
-      </w:r>
-    </w:p>
-    <w:p>
-      <w:pPr>
-        <w:spacing w:after="60"/>
-        <w:ind w:left="200"/>
-      </w:pPr>
-      <w:r>
-        <w:t xml:space="preserve">Variante 3: Decirle a un cliente que un pedido 'ya está en camino' cuando en realidad ni siquiera se ha procesado no es un problema si se resuelve pronto.</w:t>
-      </w:r>
-    </w:p>
-    <w:p>
-      <w:pPr>
-        <w:spacing w:after="60"/>
-        <w:ind w:left="200"/>
-      </w:pPr>
-      <w:r>
-        <w:t xml:space="preserve">Variante 4: No es realmente mentir si uno simplemente omite información incómoda en lugar de decir algo falso directamente.</w:t>
+        <w:t xml:space="preserve">Variante 1 (base): ¿Qué tan de acuerdo estás con la siguiente idea: "Decir algo que no es cierto para evitar una consecuencia negativa es válido si con eso se evita un problema mayor"?</w:t>
+      </w:r>
+    </w:p>
+    <w:p>
+      <w:pPr>
+        <w:spacing w:after="60"/>
+        <w:ind w:left="200"/>
+      </w:pPr>
+      <w:r>
+        <w:t xml:space="preserve">Variante 2: En términos generales, ¿qué tan de acuerdo o en desacuerdo estás con esta afirmación: "Decir algo que no es cierto para evitar una consecuencia negativa es válido si con eso se evita un problema mayor"?</w:t>
+      </w:r>
+    </w:p>
+    <w:p>
+      <w:pPr>
+        <w:spacing w:after="60"/>
+        <w:ind w:left="200"/>
+      </w:pPr>
+      <w:r>
+        <w:t xml:space="preserve">Variante 3: Lee la siguiente frase e indica tu nivel de acuerdo: "Decir algo que no es cierto para evitar una consecuencia negativa es válido si con eso se evita un problema mayor".</w:t>
+      </w:r>
+    </w:p>
+    <w:p>
+      <w:pPr>
+        <w:spacing w:after="60"/>
+        <w:ind w:left="200"/>
+      </w:pPr>
+      <w:r>
+        <w:t xml:space="preserve">Variante 4: ¿Hasta qué punto compartes esta forma de pensar: "Decir algo que no es cierto para evitar una consecuencia negativa es válido si con eso se evita un problema mayor"?</w:t>
+      </w:r>
+    </w:p>
+    <w:p>
+      <w:pPr>
+        <w:spacing w:after="60"/>
+        <w:ind w:left="200"/>
+      </w:pPr>
+      <w:r>
+        <w:t xml:space="preserve">Variante 5: Marca qué tan de acuerdo estás con la siguiente idea: "Decir algo que no es cierto para evitar una consecuencia negativa es válido si con eso se evita un problema mayor".</w:t>
       </w:r>
     </w:p>
     <w:p>
@@ -254,7 +263,7 @@
         <w:t xml:space="preserve">Reactivos de contraste (par espejo): </w:t>
       </w:r>
       <w:r>
-        <w:t xml:space="preserve">R006 (par espejo de la dimensión)</w:t>
+        <w:t xml:space="preserve">R012 (par espejo 1 de la dimensión)</w:t>
       </w:r>
     </w:p>
     <w:p>
@@ -268,7 +277,7 @@
         <w:spacing w:after="100" w:before="200"/>
       </w:pPr>
       <w:r>
-        <w:t xml:space="preserve">R006 — Involucramiento pasado en afirmaciones falsas</w:t>
+        <w:t xml:space="preserve">R012 — Intención futura — indicador 1 (Frecuencia declarada de afirmaciones falsas para evitar consecuencias …)</w:t>
       </w:r>
     </w:p>
     <w:p>
@@ -283,7 +292,7 @@
         <w:t xml:space="preserve">Tipo de reactivo: </w:t>
       </w:r>
       <w:r>
-        <w:t xml:space="preserve">3-Involucramiento pasado</w:t>
+        <w:t xml:space="preserve">6-Intención futura</w:t>
       </w:r>
     </w:p>
     <w:p>
@@ -313,7 +322,7 @@
         <w:t xml:space="preserve">Pregunta completa (variante base): </w:t>
       </w:r>
       <w:r>
-        <w:t xml:space="preserve">En los últimos 12 meses, ¿cuántas veces le dijiste a un superior o a un cliente algo que sabías que no era cierto para evitar una consecuencia negativa?</w:t>
+        <w:t xml:space="preserve">Si cometieras un error importante en el trabajo, ¿qué tan de acuerdo estás con que lo reconocerías de inmediato ante quien corresponda, aunque eso te trajera una consecuencia negativa?</w:t>
       </w:r>
     </w:p>
     <w:p>
@@ -334,34 +343,43 @@
         <w:ind w:left="200"/>
       </w:pPr>
       <w:r>
-        <w:t xml:space="preserve">Variante 1 (base): En los últimos 12 meses, ¿cuántas veces le dijiste a un superior o a un cliente algo que sabías que no era cierto para evitar una consecuencia negativa?</w:t>
-      </w:r>
-    </w:p>
-    <w:p>
-      <w:pPr>
-        <w:spacing w:after="60"/>
-        <w:ind w:left="200"/>
-      </w:pPr>
-      <w:r>
-        <w:t xml:space="preserve">Variante 2: En los últimos 12 meses, ¿cuántas veces exageraste o inventaste una razón para justificar una llegada tarde, una ausencia o un error?</w:t>
-      </w:r>
-    </w:p>
-    <w:p>
-      <w:pPr>
-        <w:spacing w:after="60"/>
-        <w:ind w:left="200"/>
-      </w:pPr>
-      <w:r>
-        <w:t xml:space="preserve">Variante 3: En los últimos 12 meses, ¿cuántas veces le diste a un cliente o proveedor información que sabías que no era del todo cierta para cerrar un trato?</w:t>
-      </w:r>
-    </w:p>
-    <w:p>
-      <w:pPr>
-        <w:spacing w:after="60"/>
-        <w:ind w:left="200"/>
-      </w:pPr>
-      <w:r>
-        <w:t xml:space="preserve">Variante 4: En los últimos 12 meses, ¿cuántas veces te inventaste una excusa para no cumplir un compromiso social o laboral?</w:t>
+        <w:t xml:space="preserve">Variante 1 (base): Si cometieras un error importante en el trabajo, ¿qué tan de acuerdo estás con que lo reconocerías de inmediato ante quien corresponda, aunque eso te trajera una consecuencia negativa?</w:t>
+      </w:r>
+    </w:p>
+    <w:p>
+      <w:pPr>
+        <w:spacing w:after="60"/>
+        <w:ind w:left="200"/>
+      </w:pPr>
+      <w:r>
+        <w:t xml:space="preserve">Variante 2: Imagina que cometieras un error importante en el trabajo. ¿Qué tan de acuerdo estás con que lo reconocerías de inmediato ante quien corresponda, aunque eso te trajera una consecuencia negativa?</w:t>
+      </w:r>
+    </w:p>
+    <w:p>
+      <w:pPr>
+        <w:spacing w:after="60"/>
+        <w:ind w:left="200"/>
+      </w:pPr>
+      <w:r>
+        <w:t xml:space="preserve">Variante 3: Ante esta situación: cometieras un error importante en el trabajo, ¿qué tan de acuerdo estás con que lo reconocerías de inmediato ante quien corresponda, aunque eso te trajera una consecuencia negativa?</w:t>
+      </w:r>
+    </w:p>
+    <w:p>
+      <w:pPr>
+        <w:spacing w:after="60"/>
+        <w:ind w:left="200"/>
+      </w:pPr>
+      <w:r>
+        <w:t xml:space="preserve">Variante 4: Supón que cometieras un error importante en el trabajo. ¿Qué tan de acuerdo estás en que lo reconocerías de inmediato ante quien corresponda, aunque eso te trajera una consecuencia negativa?</w:t>
+      </w:r>
+    </w:p>
+    <w:p>
+      <w:pPr>
+        <w:spacing w:after="60"/>
+        <w:ind w:left="200"/>
+      </w:pPr>
+      <w:r>
+        <w:t xml:space="preserve">Variante 5: Cometieras un error importante en el trabajo. ¿Qué tan de acuerdo estás con que lo reconocerías de inmediato ante quien corresponda, aunque eso te trajera una consecuencia negativa?</w:t>
       </w:r>
     </w:p>
     <w:p>
@@ -376,7 +394,7 @@
         <w:t xml:space="preserve">Opciones de respuesta y valor de cada una: </w:t>
       </w:r>
       <w:r>
-        <w:t xml:space="preserve">Ninguna vez (0) / Una vez (1) / Pocas veces (2) / Varias veces (3) / Muchas veces o de forma habitual (4)</w:t>
+        <w:t xml:space="preserve">Totalmente en desacuerdo (0) / En desacuerdo (1) / Algo de acuerdo (2) / De acuerdo (3) / Totalmente de acuerdo (4)</w:t>
       </w:r>
     </w:p>
     <w:p>
@@ -391,7 +409,7 @@
         <w:t xml:space="preserve">Dirección: </w:t>
       </w:r>
       <w:r>
-        <w:t xml:space="preserve">Directo</w:t>
+        <w:t xml:space="preserve">Inverso</w:t>
       </w:r>
     </w:p>
     <w:p>
@@ -406,7 +424,7 @@
         <w:t xml:space="preserve">Respuesta de menor riesgo: </w:t>
       </w:r>
       <w:r>
-        <w:t xml:space="preserve">Ninguna vez (valor 0)</w:t>
+        <w:t xml:space="preserve">Totalmente de acuerdo (valor 4)</w:t>
       </w:r>
     </w:p>
     <w:p>
@@ -421,7 +439,7 @@
         <w:t xml:space="preserve">Valor psicométrico (cómo se transforma la respuesta cruda): </w:t>
       </w:r>
       <w:r>
-        <w:t xml:space="preserve">Escala 0-4 según el orden de las opciones listado arriba; reactivo directo, sin inversión.</w:t>
+        <w:t xml:space="preserve">Escala 0-4 según el orden de las opciones listado arriba; reactivo inverso: el valor de reactivo se calcula como 4 menos la respuesta cruda.</w:t>
       </w:r>
     </w:p>
     <w:p>
@@ -436,7 +454,7 @@
         <w:t xml:space="preserve">Reactivos de contraste (par espejo): </w:t>
       </w:r>
       <w:r>
-        <w:t xml:space="preserve">R005 (par espejo de la dimensión)</w:t>
+        <w:t xml:space="preserve">R011 (par espejo 1 de la dimensión)</w:t>
       </w:r>
     </w:p>
     <w:p>
@@ -450,7 +468,7 @@
         <w:spacing w:after="100" w:before="200"/>
       </w:pPr>
       <w:r>
-        <w:t xml:space="preserve">R007 — Valoración de la honestidad ante el error propio</w:t>
+        <w:t xml:space="preserve">R013 — Involucramiento pasado — indicador 2 (Distorsión selectiva de hechos para presentarse en una posición favora…)</w:t>
       </w:r>
     </w:p>
     <w:p>
@@ -465,7 +483,7 @@
         <w:t xml:space="preserve">Tipo de reactivo: </w:t>
       </w:r>
       <w:r>
-        <w:t xml:space="preserve">6-Intención futura</w:t>
+        <w:t xml:space="preserve">3-Involucramiento pasado</w:t>
       </w:r>
     </w:p>
     <w:p>
@@ -495,7 +513,7 @@
         <w:t xml:space="preserve">Pregunta completa (variante base): </w:t>
       </w:r>
       <w:r>
-        <w:t xml:space="preserve">Si cometieras un error importante en el trabajo, ¿qué tan de acuerdo estás con que lo reconocerías de inmediato ante tu jefe, aunque eso te trajera una consecuencia negativa?</w:t>
+        <w:t xml:space="preserve">En tu último año de actividad laboral, ¿cuántas veces al contar lo que había pasado, dejaste fuera información relevante porque sentiste que no era necesario mencionarla?</w:t>
       </w:r>
     </w:p>
     <w:p>
@@ -516,34 +534,43 @@
         <w:ind w:left="200"/>
       </w:pPr>
       <w:r>
-        <w:t xml:space="preserve">Variante 1 (base): Si cometieras un error importante en el trabajo, ¿qué tan de acuerdo estás con que lo reconocerías de inmediato ante tu jefe, aunque eso te trajera una consecuencia negativa?</w:t>
-      </w:r>
-    </w:p>
-    <w:p>
-      <w:pPr>
-        <w:spacing w:after="60"/>
-        <w:ind w:left="200"/>
-      </w:pPr>
-      <w:r>
-        <w:t xml:space="preserve">Variante 2: Si un cliente te preguntara directamente por un retraso que fue culpa de tu equipo, ¿qué tan de acuerdo estás con que le darías la explicación real en lugar de una excusa más conveniente?</w:t>
-      </w:r>
-    </w:p>
-    <w:p>
-      <w:pPr>
-        <w:spacing w:after="60"/>
-        <w:ind w:left="200"/>
-      </w:pPr>
-      <w:r>
-        <w:t xml:space="preserve">Variante 3: Si tuvieras la oportunidad de quedar mejor en una evaluación exagerando un resultado, ¿qué tan de acuerdo estás con que reportarías el resultado real, aunque fuera menos favorable?</w:t>
-      </w:r>
-    </w:p>
-    <w:p>
-      <w:pPr>
-        <w:spacing w:after="60"/>
-        <w:ind w:left="200"/>
-      </w:pPr>
-      <w:r>
-        <w:t xml:space="preserve">Variante 4: Si alguien cercano a ti te preguntara algo incómodo pero directo, ¿qué tan de acuerdo estás con que le responderías la verdad en lugar de evadir o inventar algo?</w:t>
+        <w:t xml:space="preserve">Variante 1 (base): En tu último año de actividad laboral, ¿cuántas veces al contar lo que había pasado, dejaste fuera información relevante porque sentiste que no era necesario mencionarla?</w:t>
+      </w:r>
+    </w:p>
+    <w:p>
+      <w:pPr>
+        <w:spacing w:after="60"/>
+        <w:ind w:left="200"/>
+      </w:pPr>
+      <w:r>
+        <w:t xml:space="preserve">Variante 2: Pensando en los últimos 12 meses, ¿cuántas veces al contar lo que había pasado, dejaste fuera información relevante porque sentiste que no era necesario mencionarla?</w:t>
+      </w:r>
+    </w:p>
+    <w:p>
+      <w:pPr>
+        <w:spacing w:after="60"/>
+        <w:ind w:left="200"/>
+      </w:pPr>
+      <w:r>
+        <w:t xml:space="preserve">Variante 3: ¿Con qué frecuencia, en tu historial reciente, al contar lo que había pasado, dejaste fuera información relevante porque sentiste que no era necesario mencionarla?</w:t>
+      </w:r>
+    </w:p>
+    <w:p>
+      <w:pPr>
+        <w:spacing w:after="60"/>
+        <w:ind w:left="200"/>
+      </w:pPr>
+      <w:r>
+        <w:t xml:space="preserve">Variante 4: En el último año, ¿cuántas veces te ha ocurrido que al contar lo que había pasado, dejaste fuera información relevante porque sentiste que no era necesario mencionarla?</w:t>
+      </w:r>
+    </w:p>
+    <w:p>
+      <w:pPr>
+        <w:spacing w:after="60"/>
+        <w:ind w:left="200"/>
+      </w:pPr>
+      <w:r>
+        <w:t xml:space="preserve">Variante 5: Durante el último año, ¿cuántas veces al contar lo que había pasado, dejaste fuera información relevante porque sentiste que no era necesario mencionarla?</w:t>
       </w:r>
     </w:p>
     <w:p>
@@ -558,7 +585,7 @@
         <w:t xml:space="preserve">Opciones de respuesta y valor de cada una: </w:t>
       </w:r>
       <w:r>
-        <w:t xml:space="preserve">Totalmente en desacuerdo (0) / En desacuerdo (1) / Algo de acuerdo (2) / De acuerdo (3) / Totalmente de acuerdo (4)</w:t>
+        <w:t xml:space="preserve">Ninguna vez (0) / Una vez (1) / Pocas veces (2) / Varias veces (3) / Muchas veces o de forma habitual (4)</w:t>
       </w:r>
     </w:p>
     <w:p>
@@ -573,7 +600,7 @@
         <w:t xml:space="preserve">Dirección: </w:t>
       </w:r>
       <w:r>
-        <w:t xml:space="preserve">Inverso</w:t>
+        <w:t xml:space="preserve">Directo</w:t>
       </w:r>
     </w:p>
     <w:p>
@@ -588,7 +615,7 @@
         <w:t xml:space="preserve">Respuesta de menor riesgo: </w:t>
       </w:r>
       <w:r>
-        <w:t xml:space="preserve">Totalmente de acuerdo (valor 4)</w:t>
+        <w:t xml:space="preserve">Ninguna vez (valor 0)</w:t>
       </w:r>
     </w:p>
     <w:p>
@@ -603,7 +630,7 @@
         <w:t xml:space="preserve">Valor psicométrico (cómo se transforma la respuesta cruda): </w:t>
       </w:r>
       <w:r>
-        <w:t xml:space="preserve">Escala 0-4 según el orden de las opciones listado arriba; reactivo inverso: el valor de reactivo se calcula como 4 menos la respuesta cruda.</w:t>
+        <w:t xml:space="preserve">Escala 0-4 según el orden de las opciones listado arriba; reactivo directo, sin inversión.</w:t>
       </w:r>
     </w:p>
     <w:p>
@@ -618,7 +645,7 @@
         <w:t xml:space="preserve">Reactivos de contraste (par espejo): </w:t>
       </w:r>
       <w:r>
-        <w:t xml:space="preserve">Ninguno obligatorio (no forma parte del par espejo de la dimensión).</w:t>
+        <w:t xml:space="preserve">R014 (par espejo 2 de la dimensión)</w:t>
       </w:r>
     </w:p>
     <w:p>
@@ -632,7 +659,7 @@
         <w:spacing w:after="100" w:before="200"/>
       </w:pPr>
       <w:r>
-        <w:t xml:space="preserve">R008 — Escenario de presión para faltar a la verdad</w:t>
+        <w:t xml:space="preserve">R014 — Escenario/dilema — indicador 2 (Distorsión selectiva de hechos para presentarse en una posición favora…)</w:t>
       </w:r>
     </w:p>
     <w:p>
@@ -662,6 +689,579 @@
         <w:t xml:space="preserve">Indicador conductual (Fase 1): </w:t>
       </w:r>
       <w:r>
+        <w:t xml:space="preserve">Distorsión selectiva de hechos para presentarse en una posición favorable.</w:t>
+      </w:r>
+    </w:p>
+    <w:p>
+      <w:pPr>
+        <w:spacing w:after="90"/>
+      </w:pPr>
+      <w:r>
+        <w:rPr>
+          <w:b/>
+          <w:bCs/>
+        </w:rPr>
+        <w:t xml:space="preserve">Pregunta completa (variante base): </w:t>
+      </w:r>
+      <w:r>
+        <w:t xml:space="preserve">Imagina que te preguntan por qué un resultado tuyo no fue el esperado, y parte de la causa fue un error tuyo. ¿Qué tan probable es que expliques lo ocurrido dejando fuera tu parte de responsabilidad?</w:t>
+      </w:r>
+    </w:p>
+    <w:p>
+      <w:pPr>
+        <w:spacing w:after="60"/>
+      </w:pPr>
+      <w:r>
+        <w:rPr>
+          <w:b/>
+          <w:bCs/>
+        </w:rPr>
+        <w:t xml:space="preserve">Variantes de redacción (se muestra 1 al azar por aplicación):</w:t>
+      </w:r>
+    </w:p>
+    <w:p>
+      <w:pPr>
+        <w:spacing w:after="60"/>
+        <w:ind w:left="200"/>
+      </w:pPr>
+      <w:r>
+        <w:t xml:space="preserve">Variante 1 (base): Imagina que te preguntan por qué un resultado tuyo no fue el esperado, y parte de la causa fue un error tuyo. ¿Qué tan probable es que expliques lo ocurrido dejando fuera tu parte de responsabilidad?</w:t>
+      </w:r>
+    </w:p>
+    <w:p>
+      <w:pPr>
+        <w:spacing w:after="60"/>
+        <w:ind w:left="200"/>
+      </w:pPr>
+      <w:r>
+        <w:t xml:space="preserve">Variante 2: Supón que te preguntan por qué un resultado tuyo no fue el esperado, y parte de la causa fue un error tuyo. ¿Qué tan probable es que expliques lo ocurrido dejando fuera tu parte de responsabilidad?</w:t>
+      </w:r>
+    </w:p>
+    <w:p>
+      <w:pPr>
+        <w:spacing w:after="60"/>
+        <w:ind w:left="200"/>
+      </w:pPr>
+      <w:r>
+        <w:t xml:space="preserve">Variante 3: Piensa en la siguiente situación: te preguntan por qué un resultado tuyo no fue el esperado, y parte de la causa fue un error tuyo. ¿Qué tan probable es que expliques lo ocurrido dejando fuera tu parte de responsabilidad?</w:t>
+      </w:r>
+    </w:p>
+    <w:p>
+      <w:pPr>
+        <w:spacing w:after="60"/>
+        <w:ind w:left="200"/>
+      </w:pPr>
+      <w:r>
+        <w:t xml:space="preserve">Variante 4: Si te encontraras en esta situación: te preguntan por qué un resultado tuyo no fue el esperado, y parte de la causa fue un error tuyo, ¿qué tan probable es que expliques lo ocurrido dejando fuera tu parte de responsabilidad?</w:t>
+      </w:r>
+    </w:p>
+    <w:p>
+      <w:pPr>
+        <w:spacing w:after="60"/>
+        <w:ind w:left="200"/>
+      </w:pPr>
+      <w:r>
+        <w:t xml:space="preserve">Variante 5: Te preguntan por qué un resultado tuyo no fue el esperado, y parte de la causa fue un error tuyo. ¿Qué tan probable dirías que es que expliques lo ocurrido dejando fuera tu parte de responsabilidad?</w:t>
+      </w:r>
+    </w:p>
+    <w:p>
+      <w:pPr>
+        <w:spacing w:after="90"/>
+      </w:pPr>
+      <w:r>
+        <w:rPr>
+          <w:b/>
+          <w:bCs/>
+        </w:rPr>
+        <w:t xml:space="preserve">Opciones de respuesta y valor de cada una: </w:t>
+      </w:r>
+      <w:r>
+        <w:t xml:space="preserve">Nada probable (0) / Poco probable (1) / Algo probable (2) / Muy probable (3)</w:t>
+      </w:r>
+    </w:p>
+    <w:p>
+      <w:pPr>
+        <w:spacing w:after="90"/>
+      </w:pPr>
+      <w:r>
+        <w:rPr>
+          <w:b/>
+          <w:bCs/>
+        </w:rPr>
+        <w:t xml:space="preserve">Dirección: </w:t>
+      </w:r>
+      <w:r>
+        <w:t xml:space="preserve">Directo</w:t>
+      </w:r>
+    </w:p>
+    <w:p>
+      <w:pPr>
+        <w:spacing w:after="90"/>
+      </w:pPr>
+      <w:r>
+        <w:rPr>
+          <w:b/>
+          <w:bCs/>
+        </w:rPr>
+        <w:t xml:space="preserve">Respuesta de menor riesgo: </w:t>
+      </w:r>
+      <w:r>
+        <w:t xml:space="preserve">Nada probable (valor 0)</w:t>
+      </w:r>
+    </w:p>
+    <w:p>
+      <w:pPr>
+        <w:spacing w:after="90"/>
+      </w:pPr>
+      <w:r>
+        <w:rPr>
+          <w:b/>
+          <w:bCs/>
+        </w:rPr>
+        <w:t xml:space="preserve">Valor psicométrico (cómo se transforma la respuesta cruda): </w:t>
+      </w:r>
+      <w:r>
+        <w:t xml:space="preserve">Escala 0-3 según el orden de las opciones listado arriba; reactivo directo, sin inversión.</w:t>
+      </w:r>
+    </w:p>
+    <w:p>
+      <w:pPr>
+        <w:spacing w:after="90"/>
+      </w:pPr>
+      <w:r>
+        <w:rPr>
+          <w:b/>
+          <w:bCs/>
+        </w:rPr>
+        <w:t xml:space="preserve">Reactivos de contraste (par espejo): </w:t>
+      </w:r>
+      <w:r>
+        <w:t xml:space="preserve">R013 (par espejo 2 de la dimensión)</w:t>
+      </w:r>
+    </w:p>
+    <w:p>
+      <w:pPr>
+        <w:spacing w:after="100"/>
+      </w:pPr>
+    </w:p>
+    <w:p>
+      <w:pPr>
+        <w:pStyle w:val="Heading3"/>
+        <w:spacing w:after="100" w:before="200"/>
+      </w:pPr>
+      <w:r>
+        <w:t xml:space="preserve">R015 — Percepción de terceros — indicador 3 (Comodidad declarada con mentir "cuando no hace daño a nadie".)</w:t>
+      </w:r>
+    </w:p>
+    <w:p>
+      <w:pPr>
+        <w:spacing w:after="90"/>
+      </w:pPr>
+      <w:r>
+        <w:rPr>
+          <w:b/>
+          <w:bCs/>
+        </w:rPr>
+        <w:t xml:space="preserve">Tipo de reactivo: </w:t>
+      </w:r>
+      <w:r>
+        <w:t xml:space="preserve">2-Percepción de terceros</w:t>
+      </w:r>
+    </w:p>
+    <w:p>
+      <w:pPr>
+        <w:spacing w:after="90"/>
+      </w:pPr>
+      <w:r>
+        <w:rPr>
+          <w:b/>
+          <w:bCs/>
+        </w:rPr>
+        <w:t xml:space="preserve">Indicador conductual (Fase 1): </w:t>
+      </w:r>
+      <w:r>
+        <w:t xml:space="preserve">Comodidad declarada con mentir "cuando no hace daño a nadie".</w:t>
+      </w:r>
+    </w:p>
+    <w:p>
+      <w:pPr>
+        <w:spacing w:after="90"/>
+      </w:pPr>
+      <w:r>
+        <w:rPr>
+          <w:b/>
+          <w:bCs/>
+        </w:rPr>
+        <w:t xml:space="preserve">Pregunta completa (variante base): </w:t>
+      </w:r>
+      <w:r>
+        <w:t xml:space="preserve">En tu experiencia, ¿qué tan frecuente dirías que es que las personas de tu entorno digan cosas que no son del todo ciertas cuando sienten que no le hacen daño a nadie?</w:t>
+      </w:r>
+    </w:p>
+    <w:p>
+      <w:pPr>
+        <w:spacing w:after="60"/>
+      </w:pPr>
+      <w:r>
+        <w:rPr>
+          <w:b/>
+          <w:bCs/>
+        </w:rPr>
+        <w:t xml:space="preserve">Variantes de redacción (se muestra 1 al azar por aplicación):</w:t>
+      </w:r>
+    </w:p>
+    <w:p>
+      <w:pPr>
+        <w:spacing w:after="60"/>
+        <w:ind w:left="200"/>
+      </w:pPr>
+      <w:r>
+        <w:t xml:space="preserve">Variante 1 (base): En tu experiencia, ¿qué tan frecuente dirías que es que las personas de tu entorno digan cosas que no son del todo ciertas cuando sienten que no le hacen daño a nadie?</w:t>
+      </w:r>
+    </w:p>
+    <w:p>
+      <w:pPr>
+        <w:spacing w:after="60"/>
+        <w:ind w:left="200"/>
+      </w:pPr>
+      <w:r>
+        <w:t xml:space="preserve">Variante 2: Pensando en las personas de tu entorno laboral, ¿con qué frecuencia dirías que ocurre que las personas de tu entorno digan cosas que no son del todo ciertas cuando sienten que no le hacen daño a nadie?</w:t>
+      </w:r>
+    </w:p>
+    <w:p>
+      <w:pPr>
+        <w:spacing w:after="60"/>
+        <w:ind w:left="200"/>
+      </w:pPr>
+      <w:r>
+        <w:t xml:space="preserve">Variante 3: ¿Qué tan seguido dirías que observas que las personas de tu entorno digan cosas que no son del todo ciertas cuando sienten que no le hacen daño a nadie?</w:t>
+      </w:r>
+    </w:p>
+    <w:p>
+      <w:pPr>
+        <w:spacing w:after="60"/>
+        <w:ind w:left="200"/>
+      </w:pPr>
+      <w:r>
+        <w:t xml:space="preserve">Variante 4: Según lo que has visto, ¿qué tan común dirías que es que las personas de tu entorno digan cosas que no son del todo ciertas cuando sienten que no le hacen daño a nadie?</w:t>
+      </w:r>
+    </w:p>
+    <w:p>
+      <w:pPr>
+        <w:spacing w:after="60"/>
+        <w:ind w:left="200"/>
+      </w:pPr>
+      <w:r>
+        <w:t xml:space="preserve">Variante 5: En tu entorno, ¿qué tan frecuentemente dirías que sucede que las personas de tu entorno digan cosas que no son del todo ciertas cuando sienten que no le hacen daño a nadie?</w:t>
+      </w:r>
+    </w:p>
+    <w:p>
+      <w:pPr>
+        <w:spacing w:after="90"/>
+      </w:pPr>
+      <w:r>
+        <w:rPr>
+          <w:b/>
+          <w:bCs/>
+        </w:rPr>
+        <w:t xml:space="preserve">Opciones de respuesta y valor de cada una: </w:t>
+      </w:r>
+      <w:r>
+        <w:t xml:space="preserve">Nunca o muy raro (0) / Ocasionalmente (1) / Con cierta frecuencia (2) / Muy frecuentemente (3)</w:t>
+      </w:r>
+    </w:p>
+    <w:p>
+      <w:pPr>
+        <w:spacing w:after="90"/>
+      </w:pPr>
+      <w:r>
+        <w:rPr>
+          <w:b/>
+          <w:bCs/>
+        </w:rPr>
+        <w:t xml:space="preserve">Dirección: </w:t>
+      </w:r>
+      <w:r>
+        <w:t xml:space="preserve">Directo</w:t>
+      </w:r>
+    </w:p>
+    <w:p>
+      <w:pPr>
+        <w:spacing w:after="90"/>
+      </w:pPr>
+      <w:r>
+        <w:rPr>
+          <w:b/>
+          <w:bCs/>
+        </w:rPr>
+        <w:t xml:space="preserve">Respuesta de menor riesgo: </w:t>
+      </w:r>
+      <w:r>
+        <w:t xml:space="preserve">Nunca o muy raro (valor 0)</w:t>
+      </w:r>
+    </w:p>
+    <w:p>
+      <w:pPr>
+        <w:spacing w:after="90"/>
+      </w:pPr>
+      <w:r>
+        <w:rPr>
+          <w:b/>
+          <w:bCs/>
+        </w:rPr>
+        <w:t xml:space="preserve">Valor psicométrico (cómo se transforma la respuesta cruda): </w:t>
+      </w:r>
+      <w:r>
+        <w:t xml:space="preserve">Escala 0-3 según el orden de las opciones listado arriba; reactivo directo, sin inversión.</w:t>
+      </w:r>
+    </w:p>
+    <w:p>
+      <w:pPr>
+        <w:spacing w:after="90"/>
+      </w:pPr>
+      <w:r>
+        <w:rPr>
+          <w:b/>
+          <w:bCs/>
+        </w:rPr>
+        <w:t xml:space="preserve">Reactivos de contraste (par espejo): </w:t>
+      </w:r>
+      <w:r>
+        <w:t xml:space="preserve">R016 (par espejo 3 de la dimensión)</w:t>
+      </w:r>
+    </w:p>
+    <w:p>
+      <w:pPr>
+        <w:spacing w:after="100"/>
+      </w:pPr>
+    </w:p>
+    <w:p>
+      <w:pPr>
+        <w:pStyle w:val="Heading3"/>
+        <w:spacing w:after="100" w:before="200"/>
+      </w:pPr>
+      <w:r>
+        <w:t xml:space="preserve">R016 — Opinión/Actitud — indicador 3 (Comodidad declarada con mentir "cuando no hace daño a nadie".)</w:t>
+      </w:r>
+    </w:p>
+    <w:p>
+      <w:pPr>
+        <w:spacing w:after="90"/>
+      </w:pPr>
+      <w:r>
+        <w:rPr>
+          <w:b/>
+          <w:bCs/>
+        </w:rPr>
+        <w:t xml:space="preserve">Tipo de reactivo: </w:t>
+      </w:r>
+      <w:r>
+        <w:t xml:space="preserve">1-Opinión/Actitud</w:t>
+      </w:r>
+    </w:p>
+    <w:p>
+      <w:pPr>
+        <w:spacing w:after="90"/>
+      </w:pPr>
+      <w:r>
+        <w:rPr>
+          <w:b/>
+          <w:bCs/>
+        </w:rPr>
+        <w:t xml:space="preserve">Indicador conductual (Fase 1): </w:t>
+      </w:r>
+      <w:r>
+        <w:t xml:space="preserve">Comodidad declarada con mentir "cuando no hace daño a nadie".</w:t>
+      </w:r>
+    </w:p>
+    <w:p>
+      <w:pPr>
+        <w:spacing w:after="90"/>
+      </w:pPr>
+      <w:r>
+        <w:rPr>
+          <w:b/>
+          <w:bCs/>
+        </w:rPr>
+        <w:t xml:space="preserve">Pregunta completa (variante base): </w:t>
+      </w:r>
+      <w:r>
+        <w:t xml:space="preserve">¿Qué tan de acuerdo estás con la siguiente idea: "Está bien decir algo que no es del todo cierto si con eso se evita un conflicto y no le hace daño a nadie"?</w:t>
+      </w:r>
+    </w:p>
+    <w:p>
+      <w:pPr>
+        <w:spacing w:after="60"/>
+      </w:pPr>
+      <w:r>
+        <w:rPr>
+          <w:b/>
+          <w:bCs/>
+        </w:rPr>
+        <w:t xml:space="preserve">Variantes de redacción (se muestra 1 al azar por aplicación):</w:t>
+      </w:r>
+    </w:p>
+    <w:p>
+      <w:pPr>
+        <w:spacing w:after="60"/>
+        <w:ind w:left="200"/>
+      </w:pPr>
+      <w:r>
+        <w:t xml:space="preserve">Variante 1 (base): ¿Qué tan de acuerdo estás con la siguiente idea: "Está bien decir algo que no es del todo cierto si con eso se evita un conflicto y no le hace daño a nadie"?</w:t>
+      </w:r>
+    </w:p>
+    <w:p>
+      <w:pPr>
+        <w:spacing w:after="60"/>
+        <w:ind w:left="200"/>
+      </w:pPr>
+      <w:r>
+        <w:t xml:space="preserve">Variante 2: En términos generales, ¿qué tan de acuerdo o en desacuerdo estás con esta afirmación: "Está bien decir algo que no es del todo cierto si con eso se evita un conflicto y no le hace daño a nadie"?</w:t>
+      </w:r>
+    </w:p>
+    <w:p>
+      <w:pPr>
+        <w:spacing w:after="60"/>
+        <w:ind w:left="200"/>
+      </w:pPr>
+      <w:r>
+        <w:t xml:space="preserve">Variante 3: Lee la siguiente frase e indica tu nivel de acuerdo: "Está bien decir algo que no es del todo cierto si con eso se evita un conflicto y no le hace daño a nadie".</w:t>
+      </w:r>
+    </w:p>
+    <w:p>
+      <w:pPr>
+        <w:spacing w:after="60"/>
+        <w:ind w:left="200"/>
+      </w:pPr>
+      <w:r>
+        <w:t xml:space="preserve">Variante 4: ¿Hasta qué punto compartes esta forma de pensar: "Está bien decir algo que no es del todo cierto si con eso se evita un conflicto y no le hace daño a nadie"?</w:t>
+      </w:r>
+    </w:p>
+    <w:p>
+      <w:pPr>
+        <w:spacing w:after="60"/>
+        <w:ind w:left="200"/>
+      </w:pPr>
+      <w:r>
+        <w:t xml:space="preserve">Variante 5: Marca qué tan de acuerdo estás con la siguiente idea: "Está bien decir algo que no es del todo cierto si con eso se evita un conflicto y no le hace daño a nadie".</w:t>
+      </w:r>
+    </w:p>
+    <w:p>
+      <w:pPr>
+        <w:spacing w:after="90"/>
+      </w:pPr>
+      <w:r>
+        <w:rPr>
+          <w:b/>
+          <w:bCs/>
+        </w:rPr>
+        <w:t xml:space="preserve">Opciones de respuesta y valor de cada una: </w:t>
+      </w:r>
+      <w:r>
+        <w:t xml:space="preserve">Totalmente en desacuerdo (0) / En desacuerdo (1) / Algo de acuerdo (2) / De acuerdo (3) / Totalmente de acuerdo (4)</w:t>
+      </w:r>
+    </w:p>
+    <w:p>
+      <w:pPr>
+        <w:spacing w:after="90"/>
+      </w:pPr>
+      <w:r>
+        <w:rPr>
+          <w:b/>
+          <w:bCs/>
+        </w:rPr>
+        <w:t xml:space="preserve">Dirección: </w:t>
+      </w:r>
+      <w:r>
+        <w:t xml:space="preserve">Directo</w:t>
+      </w:r>
+    </w:p>
+    <w:p>
+      <w:pPr>
+        <w:spacing w:after="90"/>
+      </w:pPr>
+      <w:r>
+        <w:rPr>
+          <w:b/>
+          <w:bCs/>
+        </w:rPr>
+        <w:t xml:space="preserve">Respuesta de menor riesgo: </w:t>
+      </w:r>
+      <w:r>
+        <w:t xml:space="preserve">Totalmente en desacuerdo (valor 0)</w:t>
+      </w:r>
+    </w:p>
+    <w:p>
+      <w:pPr>
+        <w:spacing w:after="90"/>
+      </w:pPr>
+      <w:r>
+        <w:rPr>
+          <w:b/>
+          <w:bCs/>
+        </w:rPr>
+        <w:t xml:space="preserve">Valor psicométrico (cómo se transforma la respuesta cruda): </w:t>
+      </w:r>
+      <w:r>
+        <w:t xml:space="preserve">Escala 0-4 según el orden de las opciones listado arriba; reactivo directo, sin inversión.</w:t>
+      </w:r>
+    </w:p>
+    <w:p>
+      <w:pPr>
+        <w:spacing w:after="90"/>
+      </w:pPr>
+      <w:r>
+        <w:rPr>
+          <w:b/>
+          <w:bCs/>
+        </w:rPr>
+        <w:t xml:space="preserve">Reactivos de contraste (par espejo): </w:t>
+      </w:r>
+      <w:r>
+        <w:t xml:space="preserve">R015 (par espejo 3 de la dimensión)</w:t>
+      </w:r>
+    </w:p>
+    <w:p>
+      <w:pPr>
+        <w:spacing w:after="100"/>
+      </w:pPr>
+    </w:p>
+    <w:p>
+      <w:pPr>
+        <w:pStyle w:val="Heading3"/>
+        <w:spacing w:after="100" w:before="200"/>
+      </w:pPr>
+      <w:r>
+        <w:t xml:space="preserve">R017 — Involucramiento pasado — indicador 4 (Inconsistencia entre lo declarado en distintos momentos o ante distint…)</w:t>
+      </w:r>
+    </w:p>
+    <w:p>
+      <w:pPr>
+        <w:spacing w:after="90"/>
+      </w:pPr>
+      <w:r>
+        <w:rPr>
+          <w:b/>
+          <w:bCs/>
+        </w:rPr>
+        <w:t xml:space="preserve">Tipo de reactivo: </w:t>
+      </w:r>
+      <w:r>
+        <w:t xml:space="preserve">3-Involucramiento pasado</w:t>
+      </w:r>
+    </w:p>
+    <w:p>
+      <w:pPr>
+        <w:spacing w:after="90"/>
+      </w:pPr>
+      <w:r>
+        <w:rPr>
+          <w:b/>
+          <w:bCs/>
+        </w:rPr>
+        <w:t xml:space="preserve">Indicador conductual (Fase 1): </w:t>
+      </w:r>
+      <w:r>
         <w:t xml:space="preserve">Inconsistencia entre lo declarado en distintos momentos o ante distintas personas.</w:t>
       </w:r>
     </w:p>
@@ -677,7 +1277,7 @@
         <w:t xml:space="preserve">Pregunta completa (variante base): </w:t>
       </w:r>
       <w:r>
-        <w:t xml:space="preserve">Imagina que un cliente te pregunta directamente si un producto tiene un defecto que tú conoces y que tu jefe te pidió no mencionar. ¿Qué tan probable es que le dijeras al cliente que el producto no tiene ningún problema?</w:t>
+        <w:t xml:space="preserve">En tu último año de actividad laboral, ¿cuántas veces contaste la misma situación de forma distinta a distintas personas, para que cada una la recibiera mejor?</w:t>
       </w:r>
     </w:p>
     <w:p>
@@ -698,34 +1298,43 @@
         <w:ind w:left="200"/>
       </w:pPr>
       <w:r>
-        <w:t xml:space="preserve">Variante 1 (base): Imagina que un cliente te pregunta directamente si un producto tiene un defecto que tú conoces y que tu jefe te pidió no mencionar. ¿Qué tan probable es que le dijeras al cliente que el producto no tiene ningún problema?</w:t>
-      </w:r>
-    </w:p>
-    <w:p>
-      <w:pPr>
-        <w:spacing w:after="60"/>
-        <w:ind w:left="200"/>
-      </w:pPr>
-      <w:r>
-        <w:t xml:space="preserve">Variante 2: Imagina que un compañero te pregunta directamente si tú cometiste un error que él está a punto de asumir por accidente. ¿Qué tan probable es que lo dejaras creer que fue su culpa para no meterte en problemas?</w:t>
-      </w:r>
-    </w:p>
-    <w:p>
-      <w:pPr>
-        <w:spacing w:after="60"/>
-        <w:ind w:left="200"/>
-      </w:pPr>
-      <w:r>
-        <w:t xml:space="preserve">Variante 3: Imagina que tu jefe te pregunta si terminaste una tarea que en realidad no alcanzaste a hacer. ¿Qué tan probable es que le dijeras que sí está lista para ganar tiempo?</w:t>
-      </w:r>
-    </w:p>
-    <w:p>
-      <w:pPr>
-        <w:spacing w:after="60"/>
-        <w:ind w:left="200"/>
-      </w:pPr>
-      <w:r>
-        <w:t xml:space="preserve">Variante 4: Imagina que un proveedor te pregunta si el pago que le prometiste ya se procesó, cuando en realidad ni siquiera lo has gestionado. ¿Qué tan probable es que le dijeras que ya está en camino?</w:t>
+        <w:t xml:space="preserve">Variante 1 (base): En tu último año de actividad laboral, ¿cuántas veces contaste la misma situación de forma distinta a distintas personas, para que cada una la recibiera mejor?</w:t>
+      </w:r>
+    </w:p>
+    <w:p>
+      <w:pPr>
+        <w:spacing w:after="60"/>
+        <w:ind w:left="200"/>
+      </w:pPr>
+      <w:r>
+        <w:t xml:space="preserve">Variante 2: Pensando en los últimos 12 meses, ¿cuántas veces contaste la misma situación de forma distinta a distintas personas, para que cada una la recibiera mejor?</w:t>
+      </w:r>
+    </w:p>
+    <w:p>
+      <w:pPr>
+        <w:spacing w:after="60"/>
+        <w:ind w:left="200"/>
+      </w:pPr>
+      <w:r>
+        <w:t xml:space="preserve">Variante 3: ¿Con qué frecuencia, en tu historial reciente, contaste la misma situación de forma distinta a distintas personas, para que cada una la recibiera mejor?</w:t>
+      </w:r>
+    </w:p>
+    <w:p>
+      <w:pPr>
+        <w:spacing w:after="60"/>
+        <w:ind w:left="200"/>
+      </w:pPr>
+      <w:r>
+        <w:t xml:space="preserve">Variante 4: En el último año, ¿cuántas veces te ha ocurrido que contaste la misma situación de forma distinta a distintas personas, para que cada una la recibiera mejor?</w:t>
+      </w:r>
+    </w:p>
+    <w:p>
+      <w:pPr>
+        <w:spacing w:after="60"/>
+        <w:ind w:left="200"/>
+      </w:pPr>
+      <w:r>
+        <w:t xml:space="preserve">Variante 5: Durante el último año, ¿cuántas veces contaste la misma situación de forma distinta a distintas personas, para que cada una la recibiera mejor?</w:t>
       </w:r>
     </w:p>
     <w:p>
@@ -740,6 +1349,388 @@
         <w:t xml:space="preserve">Opciones de respuesta y valor de cada una: </w:t>
       </w:r>
       <w:r>
+        <w:t xml:space="preserve">Ninguna vez (0) / Una vez (1) / Pocas veces (2) / Varias veces (3) / Muchas veces o de forma habitual (4)</w:t>
+      </w:r>
+    </w:p>
+    <w:p>
+      <w:pPr>
+        <w:spacing w:after="90"/>
+      </w:pPr>
+      <w:r>
+        <w:rPr>
+          <w:b/>
+          <w:bCs/>
+        </w:rPr>
+        <w:t xml:space="preserve">Dirección: </w:t>
+      </w:r>
+      <w:r>
+        <w:t xml:space="preserve">Directo</w:t>
+      </w:r>
+    </w:p>
+    <w:p>
+      <w:pPr>
+        <w:spacing w:after="90"/>
+      </w:pPr>
+      <w:r>
+        <w:rPr>
+          <w:b/>
+          <w:bCs/>
+        </w:rPr>
+        <w:t xml:space="preserve">Respuesta de menor riesgo: </w:t>
+      </w:r>
+      <w:r>
+        <w:t xml:space="preserve">Ninguna vez (valor 0)</w:t>
+      </w:r>
+    </w:p>
+    <w:p>
+      <w:pPr>
+        <w:spacing w:after="90"/>
+      </w:pPr>
+      <w:r>
+        <w:rPr>
+          <w:b/>
+          <w:bCs/>
+        </w:rPr>
+        <w:t xml:space="preserve">Valor psicométrico (cómo se transforma la respuesta cruda): </w:t>
+      </w:r>
+      <w:r>
+        <w:t xml:space="preserve">Escala 0-4 según el orden de las opciones listado arriba; reactivo directo, sin inversión.</w:t>
+      </w:r>
+    </w:p>
+    <w:p>
+      <w:pPr>
+        <w:spacing w:after="90"/>
+      </w:pPr>
+      <w:r>
+        <w:rPr>
+          <w:b/>
+          <w:bCs/>
+        </w:rPr>
+        <w:t xml:space="preserve">Reactivos de contraste (par espejo): </w:t>
+      </w:r>
+      <w:r>
+        <w:t xml:space="preserve">R018 (par espejo 4 de la dimensión)</w:t>
+      </w:r>
+    </w:p>
+    <w:p>
+      <w:pPr>
+        <w:spacing w:after="100"/>
+      </w:pPr>
+    </w:p>
+    <w:p>
+      <w:pPr>
+        <w:pStyle w:val="Heading3"/>
+        <w:spacing w:after="100" w:before="200"/>
+      </w:pPr>
+      <w:r>
+        <w:t xml:space="preserve">R018 — Intención futura — indicador 4 (Inconsistencia entre lo declarado en distintos momentos o ante distint…)</w:t>
+      </w:r>
+    </w:p>
+    <w:p>
+      <w:pPr>
+        <w:spacing w:after="90"/>
+      </w:pPr>
+      <w:r>
+        <w:rPr>
+          <w:b/>
+          <w:bCs/>
+        </w:rPr>
+        <w:t xml:space="preserve">Tipo de reactivo: </w:t>
+      </w:r>
+      <w:r>
+        <w:t xml:space="preserve">6-Intención futura</w:t>
+      </w:r>
+    </w:p>
+    <w:p>
+      <w:pPr>
+        <w:spacing w:after="90"/>
+      </w:pPr>
+      <w:r>
+        <w:rPr>
+          <w:b/>
+          <w:bCs/>
+        </w:rPr>
+        <w:t xml:space="preserve">Indicador conductual (Fase 1): </w:t>
+      </w:r>
+      <w:r>
+        <w:t xml:space="preserve">Inconsistencia entre lo declarado en distintos momentos o ante distintas personas.</w:t>
+      </w:r>
+    </w:p>
+    <w:p>
+      <w:pPr>
+        <w:spacing w:after="90"/>
+      </w:pPr>
+      <w:r>
+        <w:rPr>
+          <w:b/>
+          <w:bCs/>
+        </w:rPr>
+        <w:t xml:space="preserve">Pregunta completa (variante base): </w:t>
+      </w:r>
+      <w:r>
+        <w:t xml:space="preserve">Si dos personas de tu confianza te preguntaran por separado sobre lo mismo, ¿qué tan de acuerdo estás con que les contarías exactamente la misma versión de los hechos a ambas?</w:t>
+      </w:r>
+    </w:p>
+    <w:p>
+      <w:pPr>
+        <w:spacing w:after="60"/>
+      </w:pPr>
+      <w:r>
+        <w:rPr>
+          <w:b/>
+          <w:bCs/>
+        </w:rPr>
+        <w:t xml:space="preserve">Variantes de redacción (se muestra 1 al azar por aplicación):</w:t>
+      </w:r>
+    </w:p>
+    <w:p>
+      <w:pPr>
+        <w:spacing w:after="60"/>
+        <w:ind w:left="200"/>
+      </w:pPr>
+      <w:r>
+        <w:t xml:space="preserve">Variante 1 (base): Si dos personas de tu confianza te preguntaran por separado sobre lo mismo, ¿qué tan de acuerdo estás con que les contarías exactamente la misma versión de los hechos a ambas?</w:t>
+      </w:r>
+    </w:p>
+    <w:p>
+      <w:pPr>
+        <w:spacing w:after="60"/>
+        <w:ind w:left="200"/>
+      </w:pPr>
+      <w:r>
+        <w:t xml:space="preserve">Variante 2: Imagina que dos personas de tu confianza te preguntaran por separado sobre lo mismo. ¿Qué tan de acuerdo estás con que les contarías exactamente la misma versión de los hechos a ambas?</w:t>
+      </w:r>
+    </w:p>
+    <w:p>
+      <w:pPr>
+        <w:spacing w:after="60"/>
+        <w:ind w:left="200"/>
+      </w:pPr>
+      <w:r>
+        <w:t xml:space="preserve">Variante 3: Ante esta situación: dos personas de tu confianza te preguntaran por separado sobre lo mismo, ¿qué tan de acuerdo estás con que les contarías exactamente la misma versión de los hechos a ambas?</w:t>
+      </w:r>
+    </w:p>
+    <w:p>
+      <w:pPr>
+        <w:spacing w:after="60"/>
+        <w:ind w:left="200"/>
+      </w:pPr>
+      <w:r>
+        <w:t xml:space="preserve">Variante 4: Supón que dos personas de tu confianza te preguntaran por separado sobre lo mismo. ¿Qué tan de acuerdo estás en que les contarías exactamente la misma versión de los hechos a ambas?</w:t>
+      </w:r>
+    </w:p>
+    <w:p>
+      <w:pPr>
+        <w:spacing w:after="60"/>
+        <w:ind w:left="200"/>
+      </w:pPr>
+      <w:r>
+        <w:t xml:space="preserve">Variante 5: Dos personas de tu confianza te preguntaran por separado sobre lo mismo. ¿Qué tan de acuerdo estás con que les contarías exactamente la misma versión de los hechos a ambas?</w:t>
+      </w:r>
+    </w:p>
+    <w:p>
+      <w:pPr>
+        <w:spacing w:after="90"/>
+      </w:pPr>
+      <w:r>
+        <w:rPr>
+          <w:b/>
+          <w:bCs/>
+        </w:rPr>
+        <w:t xml:space="preserve">Opciones de respuesta y valor de cada una: </w:t>
+      </w:r>
+      <w:r>
+        <w:t xml:space="preserve">Totalmente en desacuerdo (0) / En desacuerdo (1) / Algo de acuerdo (2) / De acuerdo (3) / Totalmente de acuerdo (4)</w:t>
+      </w:r>
+    </w:p>
+    <w:p>
+      <w:pPr>
+        <w:spacing w:after="90"/>
+      </w:pPr>
+      <w:r>
+        <w:rPr>
+          <w:b/>
+          <w:bCs/>
+        </w:rPr>
+        <w:t xml:space="preserve">Dirección: </w:t>
+      </w:r>
+      <w:r>
+        <w:t xml:space="preserve">Inverso</w:t>
+      </w:r>
+    </w:p>
+    <w:p>
+      <w:pPr>
+        <w:spacing w:after="90"/>
+      </w:pPr>
+      <w:r>
+        <w:rPr>
+          <w:b/>
+          <w:bCs/>
+        </w:rPr>
+        <w:t xml:space="preserve">Respuesta de menor riesgo: </w:t>
+      </w:r>
+      <w:r>
+        <w:t xml:space="preserve">Totalmente de acuerdo (valor 4)</w:t>
+      </w:r>
+    </w:p>
+    <w:p>
+      <w:pPr>
+        <w:spacing w:after="90"/>
+      </w:pPr>
+      <w:r>
+        <w:rPr>
+          <w:b/>
+          <w:bCs/>
+        </w:rPr>
+        <w:t xml:space="preserve">Valor psicométrico (cómo se transforma la respuesta cruda): </w:t>
+      </w:r>
+      <w:r>
+        <w:t xml:space="preserve">Escala 0-4 según el orden de las opciones listado arriba; reactivo inverso: el valor de reactivo se calcula como 4 menos la respuesta cruda.</w:t>
+      </w:r>
+    </w:p>
+    <w:p>
+      <w:pPr>
+        <w:spacing w:after="90"/>
+      </w:pPr>
+      <w:r>
+        <w:rPr>
+          <w:b/>
+          <w:bCs/>
+        </w:rPr>
+        <w:t xml:space="preserve">Reactivos de contraste (par espejo): </w:t>
+      </w:r>
+      <w:r>
+        <w:t xml:space="preserve">R017 (par espejo 4 de la dimensión)</w:t>
+      </w:r>
+    </w:p>
+    <w:p>
+      <w:pPr>
+        <w:spacing w:after="100"/>
+      </w:pPr>
+    </w:p>
+    <w:p>
+      <w:pPr>
+        <w:pStyle w:val="Heading3"/>
+        <w:spacing w:after="100" w:before="200"/>
+      </w:pPr>
+      <w:r>
+        <w:t xml:space="preserve">R019 — Escenario/dilema — indicador 1 (Frecuencia declarada de afirmaciones falsas para evitar consecuencias …)</w:t>
+      </w:r>
+    </w:p>
+    <w:p>
+      <w:pPr>
+        <w:spacing w:after="90"/>
+      </w:pPr>
+      <w:r>
+        <w:rPr>
+          <w:b/>
+          <w:bCs/>
+        </w:rPr>
+        <w:t xml:space="preserve">Tipo de reactivo: </w:t>
+      </w:r>
+      <w:r>
+        <w:t xml:space="preserve">4-Escenario/dilema</w:t>
+      </w:r>
+    </w:p>
+    <w:p>
+      <w:pPr>
+        <w:spacing w:after="90"/>
+      </w:pPr>
+      <w:r>
+        <w:rPr>
+          <w:b/>
+          <w:bCs/>
+        </w:rPr>
+        <w:t xml:space="preserve">Indicador conductual (Fase 1): </w:t>
+      </w:r>
+      <w:r>
+        <w:t xml:space="preserve">Frecuencia declarada de afirmaciones falsas para evitar consecuencias negativas.</w:t>
+      </w:r>
+    </w:p>
+    <w:p>
+      <w:pPr>
+        <w:spacing w:after="90"/>
+      </w:pPr>
+      <w:r>
+        <w:rPr>
+          <w:b/>
+          <w:bCs/>
+        </w:rPr>
+        <w:t xml:space="preserve">Pregunta completa (variante base): </w:t>
+      </w:r>
+      <w:r>
+        <w:t xml:space="preserve">Imagina que un cliente te pregunta directamente si un producto tiene un defecto que tú conoces y que te pidieron no mencionar. ¿Qué tan probable es que le digas que el producto no tiene ningún problema?</w:t>
+      </w:r>
+    </w:p>
+    <w:p>
+      <w:pPr>
+        <w:spacing w:after="60"/>
+      </w:pPr>
+      <w:r>
+        <w:rPr>
+          <w:b/>
+          <w:bCs/>
+        </w:rPr>
+        <w:t xml:space="preserve">Variantes de redacción (se muestra 1 al azar por aplicación):</w:t>
+      </w:r>
+    </w:p>
+    <w:p>
+      <w:pPr>
+        <w:spacing w:after="60"/>
+        <w:ind w:left="200"/>
+      </w:pPr>
+      <w:r>
+        <w:t xml:space="preserve">Variante 1 (base): Imagina que un cliente te pregunta directamente si un producto tiene un defecto que tú conoces y que te pidieron no mencionar. ¿Qué tan probable es que le digas que el producto no tiene ningún problema?</w:t>
+      </w:r>
+    </w:p>
+    <w:p>
+      <w:pPr>
+        <w:spacing w:after="60"/>
+        <w:ind w:left="200"/>
+      </w:pPr>
+      <w:r>
+        <w:t xml:space="preserve">Variante 2: Supón que un cliente te pregunta directamente si un producto tiene un defecto que tú conoces y que te pidieron no mencionar. ¿Qué tan probable es que le digas que el producto no tiene ningún problema?</w:t>
+      </w:r>
+    </w:p>
+    <w:p>
+      <w:pPr>
+        <w:spacing w:after="60"/>
+        <w:ind w:left="200"/>
+      </w:pPr>
+      <w:r>
+        <w:t xml:space="preserve">Variante 3: Piensa en la siguiente situación: un cliente te pregunta directamente si un producto tiene un defecto que tú conoces y que te pidieron no mencionar. ¿Qué tan probable es que le digas que el producto no tiene ningún problema?</w:t>
+      </w:r>
+    </w:p>
+    <w:p>
+      <w:pPr>
+        <w:spacing w:after="60"/>
+        <w:ind w:left="200"/>
+      </w:pPr>
+      <w:r>
+        <w:t xml:space="preserve">Variante 4: Si te encontraras en esta situación: un cliente te pregunta directamente si un producto tiene un defecto que tú conoces y que te pidieron no mencionar, ¿qué tan probable es que le digas que el producto no tiene ningún problema?</w:t>
+      </w:r>
+    </w:p>
+    <w:p>
+      <w:pPr>
+        <w:spacing w:after="60"/>
+        <w:ind w:left="200"/>
+      </w:pPr>
+      <w:r>
+        <w:t xml:space="preserve">Variante 5: Un cliente te pregunta directamente si un producto tiene un defecto que tú conoces y que te pidieron no mencionar. ¿Qué tan probable dirías que es que le digas que el producto no tiene ningún problema?</w:t>
+      </w:r>
+    </w:p>
+    <w:p>
+      <w:pPr>
+        <w:spacing w:after="90"/>
+      </w:pPr>
+      <w:r>
+        <w:rPr>
+          <w:b/>
+          <w:bCs/>
+        </w:rPr>
+        <w:t xml:space="preserve">Opciones de respuesta y valor de cada una: </w:t>
+      </w:r>
+      <w:r>
         <w:t xml:space="preserve">Nada probable (0) / Poco probable (1) / Algo probable (2) / Muy probable (3)</w:t>
       </w:r>
     </w:p>
@@ -800,7 +1791,198 @@
         <w:t xml:space="preserve">Reactivos de contraste (par espejo): </w:t>
       </w:r>
       <w:r>
-        <w:t xml:space="preserve">Ninguno obligatorio (no forma parte del par espejo de la dimensión).</w:t>
+        <w:t xml:space="preserve">R020 (par espejo 5 de la dimensión)</w:t>
+      </w:r>
+    </w:p>
+    <w:p>
+      <w:pPr>
+        <w:spacing w:after="100"/>
+      </w:pPr>
+    </w:p>
+    <w:p>
+      <w:pPr>
+        <w:pStyle w:val="Heading3"/>
+        <w:spacing w:after="100" w:before="200"/>
+      </w:pPr>
+      <w:r>
+        <w:t xml:space="preserve">R020 — Percepción de terceros — indicador 1 (Frecuencia declarada de afirmaciones falsas para evitar consecuencias …)</w:t>
+      </w:r>
+    </w:p>
+    <w:p>
+      <w:pPr>
+        <w:spacing w:after="90"/>
+      </w:pPr>
+      <w:r>
+        <w:rPr>
+          <w:b/>
+          <w:bCs/>
+        </w:rPr>
+        <w:t xml:space="preserve">Tipo de reactivo: </w:t>
+      </w:r>
+      <w:r>
+        <w:t xml:space="preserve">2-Percepción de terceros</w:t>
+      </w:r>
+    </w:p>
+    <w:p>
+      <w:pPr>
+        <w:spacing w:after="90"/>
+      </w:pPr>
+      <w:r>
+        <w:rPr>
+          <w:b/>
+          <w:bCs/>
+        </w:rPr>
+        <w:t xml:space="preserve">Indicador conductual (Fase 1): </w:t>
+      </w:r>
+      <w:r>
+        <w:t xml:space="preserve">Frecuencia declarada de afirmaciones falsas para evitar consecuencias negativas.</w:t>
+      </w:r>
+    </w:p>
+    <w:p>
+      <w:pPr>
+        <w:spacing w:after="90"/>
+      </w:pPr>
+      <w:r>
+        <w:rPr>
+          <w:b/>
+          <w:bCs/>
+        </w:rPr>
+        <w:t xml:space="preserve">Pregunta completa (variante base): </w:t>
+      </w:r>
+      <w:r>
+        <w:t xml:space="preserve">En tu experiencia, ¿qué tan frecuente dirías que es que las personas de tu entorno le digan a un jefe o a un cliente algo que saben que no es cierto para evitar una consecuencia?</w:t>
+      </w:r>
+    </w:p>
+    <w:p>
+      <w:pPr>
+        <w:spacing w:after="60"/>
+      </w:pPr>
+      <w:r>
+        <w:rPr>
+          <w:b/>
+          <w:bCs/>
+        </w:rPr>
+        <w:t xml:space="preserve">Variantes de redacción (se muestra 1 al azar por aplicación):</w:t>
+      </w:r>
+    </w:p>
+    <w:p>
+      <w:pPr>
+        <w:spacing w:after="60"/>
+        <w:ind w:left="200"/>
+      </w:pPr>
+      <w:r>
+        <w:t xml:space="preserve">Variante 1 (base): En tu experiencia, ¿qué tan frecuente dirías que es que las personas de tu entorno le digan a un jefe o a un cliente algo que saben que no es cierto para evitar una consecuencia?</w:t>
+      </w:r>
+    </w:p>
+    <w:p>
+      <w:pPr>
+        <w:spacing w:after="60"/>
+        <w:ind w:left="200"/>
+      </w:pPr>
+      <w:r>
+        <w:t xml:space="preserve">Variante 2: Pensando en las personas de tu entorno laboral, ¿con qué frecuencia dirías que ocurre que las personas de tu entorno le digan a un jefe o a un cliente algo que saben que no es cierto para evitar una consecuencia?</w:t>
+      </w:r>
+    </w:p>
+    <w:p>
+      <w:pPr>
+        <w:spacing w:after="60"/>
+        <w:ind w:left="200"/>
+      </w:pPr>
+      <w:r>
+        <w:t xml:space="preserve">Variante 3: ¿Qué tan seguido dirías que observas que las personas de tu entorno le digan a un jefe o a un cliente algo que saben que no es cierto para evitar una consecuencia?</w:t>
+      </w:r>
+    </w:p>
+    <w:p>
+      <w:pPr>
+        <w:spacing w:after="60"/>
+        <w:ind w:left="200"/>
+      </w:pPr>
+      <w:r>
+        <w:t xml:space="preserve">Variante 4: Según lo que has visto, ¿qué tan común dirías que es que las personas de tu entorno le digan a un jefe o a un cliente algo que saben que no es cierto para evitar una consecuencia?</w:t>
+      </w:r>
+    </w:p>
+    <w:p>
+      <w:pPr>
+        <w:spacing w:after="60"/>
+        <w:ind w:left="200"/>
+      </w:pPr>
+      <w:r>
+        <w:t xml:space="preserve">Variante 5: En tu entorno, ¿qué tan frecuentemente dirías que sucede que las personas de tu entorno le digan a un jefe o a un cliente algo que saben que no es cierto para evitar una consecuencia?</w:t>
+      </w:r>
+    </w:p>
+    <w:p>
+      <w:pPr>
+        <w:spacing w:after="90"/>
+      </w:pPr>
+      <w:r>
+        <w:rPr>
+          <w:b/>
+          <w:bCs/>
+        </w:rPr>
+        <w:t xml:space="preserve">Opciones de respuesta y valor de cada una: </w:t>
+      </w:r>
+      <w:r>
+        <w:t xml:space="preserve">Nunca o muy raro (0) / Ocasionalmente (1) / Con cierta frecuencia (2) / Muy frecuentemente (3)</w:t>
+      </w:r>
+    </w:p>
+    <w:p>
+      <w:pPr>
+        <w:spacing w:after="90"/>
+      </w:pPr>
+      <w:r>
+        <w:rPr>
+          <w:b/>
+          <w:bCs/>
+        </w:rPr>
+        <w:t xml:space="preserve">Dirección: </w:t>
+      </w:r>
+      <w:r>
+        <w:t xml:space="preserve">Directo</w:t>
+      </w:r>
+    </w:p>
+    <w:p>
+      <w:pPr>
+        <w:spacing w:after="90"/>
+      </w:pPr>
+      <w:r>
+        <w:rPr>
+          <w:b/>
+          <w:bCs/>
+        </w:rPr>
+        <w:t xml:space="preserve">Respuesta de menor riesgo: </w:t>
+      </w:r>
+      <w:r>
+        <w:t xml:space="preserve">Nunca o muy raro (valor 0)</w:t>
+      </w:r>
+    </w:p>
+    <w:p>
+      <w:pPr>
+        <w:spacing w:after="90"/>
+      </w:pPr>
+      <w:r>
+        <w:rPr>
+          <w:b/>
+          <w:bCs/>
+        </w:rPr>
+        <w:t xml:space="preserve">Valor psicométrico (cómo se transforma la respuesta cruda): </w:t>
+      </w:r>
+      <w:r>
+        <w:t xml:space="preserve">Escala 0-3 según el orden de las opciones listado arriba; reactivo directo, sin inversión.</w:t>
+      </w:r>
+    </w:p>
+    <w:p>
+      <w:pPr>
+        <w:spacing w:after="90"/>
+      </w:pPr>
+      <w:r>
+        <w:rPr>
+          <w:b/>
+          <w:bCs/>
+        </w:rPr>
+        <w:t xml:space="preserve">Reactivos de contraste (par espejo): </w:t>
+      </w:r>
+      <w:r>
+        <w:t xml:space="preserve">R019 (par espejo 5 de la dimensión)</w:t>
       </w:r>
     </w:p>
     <w:p>
